--- a/tillsyn/S 777-2025 tillsynsbegäran.docx
+++ b/tillsyn/S 777-2025 tillsynsbegäran.docx
@@ -1267,7 +1267,7 @@
     <w:r>
       <w:tab/>
       <w:tab/>
-      <w:t>2026-07-13</w:t>
+      <w:t>2026-07-14</w:t>
       <w:br/>
       <w:br/>
     </w:r>

--- a/tillsyn/S 777-2025 tillsynsbegäran.docx
+++ b/tillsyn/S 777-2025 tillsynsbegäran.docx
@@ -1267,7 +1267,7 @@
     <w:r>
       <w:tab/>
       <w:tab/>
-      <w:t>2026-07-14</w:t>
+      <w:t>2026-07-15</w:t>
       <w:br/>
       <w:br/>
     </w:r>

--- a/tillsyn/S 777-2025 tillsynsbegäran.docx
+++ b/tillsyn/S 777-2025 tillsynsbegäran.docx
@@ -1267,7 +1267,7 @@
     <w:r>
       <w:tab/>
       <w:tab/>
-      <w:t>2026-07-15</w:t>
+      <w:t>2026-07-16</w:t>
       <w:br/>
       <w:br/>
     </w:r>

--- a/tillsyn/S 777-2025 tillsynsbegäran.docx
+++ b/tillsyn/S 777-2025 tillsynsbegäran.docx
@@ -1267,7 +1267,7 @@
     <w:r>
       <w:tab/>
       <w:tab/>
-      <w:t>2026-07-16</w:t>
+      <w:t>2026-07-17</w:t>
       <w:br/>
       <w:br/>
     </w:r>

--- a/tillsyn/S 777-2025 tillsynsbegäran.docx
+++ b/tillsyn/S 777-2025 tillsynsbegäran.docx
@@ -1267,7 +1267,7 @@
     <w:r>
       <w:tab/>
       <w:tab/>
-      <w:t>2026-07-17</w:t>
+      <w:t>2026-07-18</w:t>
       <w:br/>
       <w:br/>
     </w:r>

--- a/tillsyn/S 777-2025 tillsynsbegäran.docx
+++ b/tillsyn/S 777-2025 tillsynsbegäran.docx
@@ -1267,7 +1267,7 @@
     <w:r>
       <w:tab/>
       <w:tab/>
-      <w:t>2026-07-18</w:t>
+      <w:t>2026-07-19</w:t>
       <w:br/>
       <w:br/>
     </w:r>

--- a/tillsyn/S 777-2025 tillsynsbegäran.docx
+++ b/tillsyn/S 777-2025 tillsynsbegäran.docx
@@ -1267,7 +1267,7 @@
     <w:r>
       <w:tab/>
       <w:tab/>
-      <w:t>2026-07-19</w:t>
+      <w:t>2026-07-20</w:t>
       <w:br/>
       <w:br/>
     </w:r>

--- a/tillsyn/S 777-2025 tillsynsbegäran.docx
+++ b/tillsyn/S 777-2025 tillsynsbegäran.docx
@@ -1267,7 +1267,7 @@
     <w:r>
       <w:tab/>
       <w:tab/>
-      <w:t>2026-07-20</w:t>
+      <w:t>2026-07-21</w:t>
       <w:br/>
       <w:br/>
     </w:r>

--- a/tillsyn/S 777-2025 tillsynsbegäran.docx
+++ b/tillsyn/S 777-2025 tillsynsbegäran.docx
@@ -1267,7 +1267,7 @@
     <w:r>
       <w:tab/>
       <w:tab/>
-      <w:t>2026-07-21</w:t>
+      <w:t>2026-07-22</w:t>
       <w:br/>
       <w:br/>
     </w:r>

--- a/tillsyn/S 777-2025 tillsynsbegäran.docx
+++ b/tillsyn/S 777-2025 tillsynsbegäran.docx
@@ -1267,7 +1267,7 @@
     <w:r>
       <w:tab/>
       <w:tab/>
-      <w:t>2026-07-22</w:t>
+      <w:t>2026-07-23</w:t>
       <w:br/>
       <w:br/>
     </w:r>

--- a/tillsyn/S 777-2025 tillsynsbegäran.docx
+++ b/tillsyn/S 777-2025 tillsynsbegäran.docx
@@ -1267,7 +1267,7 @@
     <w:r>
       <w:tab/>
       <w:tab/>
-      <w:t>2026-07-23</w:t>
+      <w:t>2026-07-24</w:t>
       <w:br/>
       <w:br/>
     </w:r>

--- a/tillsyn/S 777-2025 tillsynsbegäran.docx
+++ b/tillsyn/S 777-2025 tillsynsbegäran.docx
@@ -1267,7 +1267,7 @@
     <w:r>
       <w:tab/>
       <w:tab/>
-      <w:t>2026-07-24</w:t>
+      <w:t>2026-07-25</w:t>
       <w:br/>
       <w:br/>
     </w:r>

--- a/tillsyn/S 777-2025 tillsynsbegäran.docx
+++ b/tillsyn/S 777-2025 tillsynsbegäran.docx
@@ -1267,7 +1267,7 @@
     <w:r>
       <w:tab/>
       <w:tab/>
-      <w:t>2026-07-25</w:t>
+      <w:t>2026-07-26</w:t>
       <w:br/>
       <w:br/>
     </w:r>

--- a/tillsyn/S 777-2025 tillsynsbegäran.docx
+++ b/tillsyn/S 777-2025 tillsynsbegäran.docx
@@ -1267,7 +1267,7 @@
     <w:r>
       <w:tab/>
       <w:tab/>
-      <w:t>2026-07-26</w:t>
+      <w:t>2026-07-27</w:t>
       <w:br/>
       <w:br/>
     </w:r>

--- a/tillsyn/S 777-2025 tillsynsbegäran.docx
+++ b/tillsyn/S 777-2025 tillsynsbegäran.docx
@@ -1267,7 +1267,7 @@
     <w:r>
       <w:tab/>
       <w:tab/>
-      <w:t>2026-07-27</w:t>
+      <w:t>2026-07-28</w:t>
       <w:br/>
       <w:br/>
     </w:r>

--- a/tillsyn/S 777-2025 tillsynsbegäran.docx
+++ b/tillsyn/S 777-2025 tillsynsbegäran.docx
@@ -1267,7 +1267,7 @@
     <w:r>
       <w:tab/>
       <w:tab/>
-      <w:t>2026-07-28</w:t>
+      <w:t>2026-07-29</w:t>
       <w:br/>
       <w:br/>
     </w:r>

--- a/tillsyn/S 777-2025 tillsynsbegäran.docx
+++ b/tillsyn/S 777-2025 tillsynsbegäran.docx
@@ -1267,7 +1267,7 @@
     <w:r>
       <w:tab/>
       <w:tab/>
-      <w:t>2026-07-29</w:t>
+      <w:t>2026-07-30</w:t>
       <w:br/>
       <w:br/>
     </w:r>

--- a/tillsyn/S 777-2025 tillsynsbegäran.docx
+++ b/tillsyn/S 777-2025 tillsynsbegäran.docx
@@ -1267,7 +1267,7 @@
     <w:r>
       <w:tab/>
       <w:tab/>
-      <w:t>2026-07-30</w:t>
+      <w:t>2026-07-31</w:t>
       <w:br/>
       <w:br/>
     </w:r>

--- a/tillsyn/S 777-2025 tillsynsbegäran.docx
+++ b/tillsyn/S 777-2025 tillsynsbegäran.docx
@@ -1267,7 +1267,7 @@
     <w:r>
       <w:tab/>
       <w:tab/>
-      <w:t>2026-07-31</w:t>
+      <w:t>2026-08-01</w:t>
       <w:br/>
       <w:br/>
     </w:r>

--- a/tillsyn/S 777-2025 tillsynsbegäran.docx
+++ b/tillsyn/S 777-2025 tillsynsbegäran.docx
@@ -1267,7 +1267,7 @@
     <w:r>
       <w:tab/>
       <w:tab/>
-      <w:t>2026-08-01</w:t>
+      <w:t>2026-08-02</w:t>
       <w:br/>
       <w:br/>
     </w:r>

--- a/tillsyn/S 777-2025 tillsynsbegäran.docx
+++ b/tillsyn/S 777-2025 tillsynsbegäran.docx
@@ -1267,7 +1267,7 @@
     <w:r>
       <w:tab/>
       <w:tab/>
-      <w:t>2026-08-02</w:t>
+      <w:t>2026-08-03</w:t>
       <w:br/>
       <w:br/>
     </w:r>

--- a/tillsyn/S 777-2025 tillsynsbegäran.docx
+++ b/tillsyn/S 777-2025 tillsynsbegäran.docx
@@ -1267,7 +1267,7 @@
     <w:r>
       <w:tab/>
       <w:tab/>
-      <w:t>2026-08-03</w:t>
+      <w:t>2026-08-05</w:t>
       <w:br/>
       <w:br/>
     </w:r>

--- a/tillsyn/S 777-2025 tillsynsbegäran.docx
+++ b/tillsyn/S 777-2025 tillsynsbegäran.docx
@@ -1267,7 +1267,7 @@
     <w:r>
       <w:tab/>
       <w:tab/>
-      <w:t>2026-08-05</w:t>
+      <w:t>2026-08-07</w:t>
       <w:br/>
       <w:br/>
     </w:r>

--- a/tillsyn/S 777-2025 tillsynsbegäran.docx
+++ b/tillsyn/S 777-2025 tillsynsbegäran.docx
@@ -1267,7 +1267,7 @@
     <w:r>
       <w:tab/>
       <w:tab/>
-      <w:t>2026-08-07</w:t>
+      <w:t>2026-08-08</w:t>
       <w:br/>
       <w:br/>
     </w:r>

--- a/tillsyn/S 777-2025 tillsynsbegäran.docx
+++ b/tillsyn/S 777-2025 tillsynsbegäran.docx
@@ -60,7 +60,7 @@
         <w:spacing w:after="240"/>
       </w:pPr>
       <w:r>
-        <w:t>Figur 1. Fyndplatser för naturvårdsarter i och inom 25 meter från samrådsanmälan. Markörer utan svart kant är placerade på fyndplatsen. Markörer med svart kant är placerade vid sidan av fyndplatsen har ett svart streck som visar fyndplatsens exakta position. Kartans mittpunktskoordinat är N 6753266, E 509780 i SWEREF 99 TM.</w:t>
+        <w:t>Figur 1. Fyndplatser för naturvårdsarter i och inom 25 meter från samrådsanmälan. Markörer utan svart kant är placerade på fyndplatsen. Markörer med svart kant är placerade vid sidan av fyndplatsen och har ett svart streck som visar fyndplatsens exakta position. Kartans mittpunktskoordinat är N 6753266, E 509780 i SWEREF 99 TM.</w:t>
       </w:r>
     </w:p>
     <w:p>
@@ -1267,7 +1267,7 @@
     <w:r>
       <w:tab/>
       <w:tab/>
-      <w:t>2026-08-14</w:t>
+      <w:t>2026-08-15</w:t>
       <w:br/>
       <w:br/>
     </w:r>

--- a/tillsyn/S 777-2025 tillsynsbegäran.docx
+++ b/tillsyn/S 777-2025 tillsynsbegäran.docx
@@ -1267,7 +1267,7 @@
     <w:r>
       <w:tab/>
       <w:tab/>
-      <w:t>2026-08-15</w:t>
+      <w:t>2026-08-16</w:t>
       <w:br/>
       <w:br/>
     </w:r>

--- a/tillsyn/S 777-2025 tillsynsbegäran.docx
+++ b/tillsyn/S 777-2025 tillsynsbegäran.docx
@@ -1267,7 +1267,7 @@
     <w:r>
       <w:tab/>
       <w:tab/>
-      <w:t>2026-08-16</w:t>
+      <w:t>2026-08-17</w:t>
       <w:br/>
       <w:br/>
     </w:r>

--- a/tillsyn/S 777-2025 tillsynsbegäran.docx
+++ b/tillsyn/S 777-2025 tillsynsbegäran.docx
@@ -1267,7 +1267,7 @@
     <w:r>
       <w:tab/>
       <w:tab/>
-      <w:t>2026-08-17</w:t>
+      <w:t>2026-08-18</w:t>
       <w:br/>
       <w:br/>
     </w:r>

--- a/tillsyn/S 777-2025 tillsynsbegäran.docx
+++ b/tillsyn/S 777-2025 tillsynsbegäran.docx
@@ -1267,7 +1267,7 @@
     <w:r>
       <w:tab/>
       <w:tab/>
-      <w:t>2026-08-18</w:t>
+      <w:t>2026-08-19</w:t>
       <w:br/>
       <w:br/>
     </w:r>

--- a/tillsyn/S 777-2025 tillsynsbegäran.docx
+++ b/tillsyn/S 777-2025 tillsynsbegäran.docx
@@ -1267,7 +1267,7 @@
     <w:r>
       <w:tab/>
       <w:tab/>
-      <w:t>2026-08-19</w:t>
+      <w:t>2026-08-20</w:t>
       <w:br/>
       <w:br/>
     </w:r>

--- a/tillsyn/S 777-2025 tillsynsbegäran.docx
+++ b/tillsyn/S 777-2025 tillsynsbegäran.docx
@@ -1267,7 +1267,7 @@
     <w:r>
       <w:tab/>
       <w:tab/>
-      <w:t>2026-08-20</w:t>
+      <w:t>2026-08-21</w:t>
       <w:br/>
       <w:br/>
     </w:r>

--- a/tillsyn/S 777-2025 tillsynsbegäran.docx
+++ b/tillsyn/S 777-2025 tillsynsbegäran.docx
@@ -1267,7 +1267,7 @@
     <w:r>
       <w:tab/>
       <w:tab/>
-      <w:t>2026-08-21</w:t>
+      <w:t>2026-08-22</w:t>
       <w:br/>
       <w:br/>
     </w:r>

--- a/tillsyn/S 777-2025 tillsynsbegäran.docx
+++ b/tillsyn/S 777-2025 tillsynsbegäran.docx
@@ -1267,7 +1267,7 @@
     <w:r>
       <w:tab/>
       <w:tab/>
-      <w:t>2026-08-22</w:t>
+      <w:t>2026-08-23</w:t>
       <w:br/>
       <w:br/>
     </w:r>

--- a/tillsyn/S 777-2025 tillsynsbegäran.docx
+++ b/tillsyn/S 777-2025 tillsynsbegäran.docx
@@ -1267,7 +1267,7 @@
     <w:r>
       <w:tab/>
       <w:tab/>
-      <w:t>2026-08-23</w:t>
+      <w:t>2026-08-24</w:t>
       <w:br/>
       <w:br/>
     </w:r>

--- a/tillsyn/S 777-2025 tillsynsbegäran.docx
+++ b/tillsyn/S 777-2025 tillsynsbegäran.docx
@@ -65,7 +65,7 @@
     </w:p>
     <w:p>
       <w:r>
-        <w:t>I och inom 25 meter från samrådsanmälan finns fynd av 27 naturvårdsarter, varav 21 är rödlistade, 6 är fridlysta, 8 är typiska (T) och 5 är signalarter (S): bombmurkla (EN, §8), mosippa (EN, T, §8), ruttaggsvamp (EN), frygisk spindling (VU), gulporig ticka (VU), knärot (VU, T, §8), kopparspindling (VU), lakritsmusseron (VU, T), lammticka (VU), skrovlig taggsvamp (VU), torrmusseron (VU), tvillingspindling (VU), dropptaggsvamp (NT, T), gultoppig fingersvamp (NT), kronskål (NT), mjölsvärting (NT), orange taggsvamp (NT, T), tallfingersvamp (NT), tallkötticka (NT), talltagel (NT, T), talltaggsvamp (NT), gullgröppa (S), korallrot (S, T, §8), plattlummer (S, T, §9), spetsvaxing (S), strimspindling (S) och nattviol (§8). Se Figur 1.</w:t>
+        <w:t>I och inom 25 meter från samrådsanmälan finns fynd av 29 naturvårdsarter, varav 21 är rödlistade, 6 är fridlysta, 10 är typiska (T) och 6 är signalarter (S): bombmurkla (EN, §8), mosippa (EN, T, §8), ruttaggsvamp (EN), frygisk spindling (VU), gulporig ticka (VU), knärot (VU, T, §8), kopparspindling (VU), lakritsmusseron (VU, T), lammticka (VU), skrovlig taggsvamp (VU), torrmusseron (VU), tvillingspindling (VU), dropptaggsvamp (NT, T), gultoppig fingersvamp (NT), kronskål (NT), mjölsvärting (NT), orange taggsvamp (NT, T), tallfingersvamp (NT), tallkötticka (NT), talltagel (NT, T), talltaggsvamp (NT), grönpyrola (S, T), gullgröppa (S), korallrot (S, T, §8), plattlummer (S, T, §9), spetsvaxing (S), strimspindling (S), kattfot (T) och nattviol (§8). Se Figur 1.</w:t>
       </w:r>
     </w:p>
     <w:p>
@@ -528,6 +528,35 @@
         <w:rPr>
           <w:b/>
         </w:rPr>
+        <w:t xml:space="preserve">Grönpyrola </w:t>
+      </w:r>
+      <w:r>
+        <w:t xml:space="preserve">växer främst på sandig, torr eller frisk mark i äldre barrskog, ofta på isälvsmaterial såsom sand och grus. Den påträffas främst i äldre naturligt uppkomna barrskogar, exempelvis på tallmoar, i åssluttningar, dyner och rasbranter. Arten är känslig för skogsbruksmetoder såsom slutavverkning och markberedning. Grönpyrola är typisk art för </w:t>
+      </w:r>
+      <w:r>
+        <w:rPr>
+          <w:i/>
+        </w:rPr>
+        <w:t>9010 Taiga, 9060 Åsbarrskog</w:t>
+      </w:r>
+      <w:r>
+        <w:t xml:space="preserve"> och</w:t>
+      </w:r>
+      <w:r>
+        <w:rPr>
+          <w:i/>
+        </w:rPr>
+        <w:t xml:space="preserve"> 1610 Åsöar i Östersjön </w:t>
+      </w:r>
+      <w:r>
+        <w:t>(Nitare &amp; Skogsstyrelsen, 2019; SLU Artdatabanken, 2025).</w:t>
+      </w:r>
+    </w:p>
+    <w:p>
+      <w:r>
+        <w:rPr>
+          <w:b/>
+        </w:rPr>
         <w:t>Korallrot (§8)</w:t>
       </w:r>
       <w:r>
@@ -570,6 +599,35 @@
       </w:r>
       <w:r>
         <w:t>(Nitare &amp; Skogsstyrelsen, 2019; SLU Artdatabanken, 2026).</w:t>
+      </w:r>
+    </w:p>
+    <w:p>
+      <w:r>
+        <w:rPr>
+          <w:b/>
+        </w:rPr>
+        <w:t xml:space="preserve">Kattfot </w:t>
+      </w:r>
+      <w:r>
+        <w:t xml:space="preserve">är typisk art för </w:t>
+      </w:r>
+      <w:r>
+        <w:rPr>
+          <w:i/>
+        </w:rPr>
+        <w:t>9060 Åsbarrskog, 9070 Trädklädd betesmark, 6530 Lövängar, 6170 Alpina kalkgräsmarker, 6230 Stagg-gräsmarker, 6520 Höglänta slåtterängar, 1610 Åsöar i Östersjön, 4030 Torra hedar, 5130 Enbuskmarker, 6270 Silikatgräsmarker, 6510 Slåtterängar i låglandet</w:t>
+      </w:r>
+      <w:r>
+        <w:t xml:space="preserve"> och </w:t>
+      </w:r>
+      <w:r>
+        <w:rPr>
+          <w:i/>
+        </w:rPr>
+        <w:t>8230 Hällmarkstorräng</w:t>
+      </w:r>
+      <w:r>
+        <w:t>. Kattfot är värdväxt för bland annat de rödlistade fjärilarna kattfotsfjädermott (VU), kattfotssmåstävmal (VU), kattfotssäckmal (VU) och leverplattmal (VU) (SLU Artdatabanken, 2026).</w:t>
       </w:r>
     </w:p>
     <w:p>
@@ -587,7 +645,7 @@
     </w:p>
     <w:p>
       <w:r>
-        <w:t>Följande typiska arter har sina livsmiljöer och växtplatser i den samrådsanmälda skogen: mosippa (EN, T, §8), knärot (VU, T, §8), lakritsmusseron (VU, T), dropptaggsvamp (NT, T), orange taggsvamp (NT, T), talltagel (NT, T), korallrot (S, T, §8) och plattlummer (S, T, §9).</w:t>
+        <w:t>Följande typiska arter har sina livsmiljöer och växtplatser i den samrådsanmälda skogen: mosippa (EN, T, §8), knärot (VU, T, §8), lakritsmusseron (VU, T), dropptaggsvamp (NT, T), orange taggsvamp (NT, T), talltagel (NT, T), grönpyrola (S, T), korallrot (S, T, §8), plattlummer (S, T, §9) och kattfot (T).</w:t>
       </w:r>
     </w:p>
     <w:p>
@@ -1267,7 +1325,7 @@
     <w:r>
       <w:tab/>
       <w:tab/>
-      <w:t>2026-08-24</w:t>
+      <w:t>2026-08-25</w:t>
       <w:br/>
       <w:br/>
     </w:r>

--- a/tillsyn/S 777-2025 tillsynsbegäran.docx
+++ b/tillsyn/S 777-2025 tillsynsbegäran.docx
@@ -1325,7 +1325,7 @@
     <w:r>
       <w:tab/>
       <w:tab/>
-      <w:t>2026-08-25</w:t>
+      <w:t>2026-08-26</w:t>
       <w:br/>
       <w:br/>
     </w:r>

--- a/tillsyn/S 777-2025 tillsynsbegäran.docx
+++ b/tillsyn/S 777-2025 tillsynsbegäran.docx
@@ -1325,7 +1325,7 @@
     <w:r>
       <w:tab/>
       <w:tab/>
-      <w:t>2026-08-26</w:t>
+      <w:t>2026-08-27</w:t>
       <w:br/>
       <w:br/>
     </w:r>

--- a/tillsyn/S 777-2025 tillsynsbegäran.docx
+++ b/tillsyn/S 777-2025 tillsynsbegäran.docx
@@ -1325,7 +1325,7 @@
     <w:r>
       <w:tab/>
       <w:tab/>
-      <w:t>2026-08-27</w:t>
+      <w:t>2026-08-28</w:t>
       <w:br/>
       <w:br/>
     </w:r>

--- a/tillsyn/S 777-2025 tillsynsbegäran.docx
+++ b/tillsyn/S 777-2025 tillsynsbegäran.docx
@@ -1325,7 +1325,7 @@
     <w:r>
       <w:tab/>
       <w:tab/>
-      <w:t>2026-08-28</w:t>
+      <w:t>2026-08-29</w:t>
       <w:br/>
       <w:br/>
     </w:r>

--- a/tillsyn/S 777-2025 tillsynsbegäran.docx
+++ b/tillsyn/S 777-2025 tillsynsbegäran.docx
@@ -1325,7 +1325,7 @@
     <w:r>
       <w:tab/>
       <w:tab/>
-      <w:t>2026-08-29</w:t>
+      <w:t>2026-08-31</w:t>
       <w:br/>
       <w:br/>
     </w:r>

--- a/tillsyn/S 777-2025 tillsynsbegäran.docx
+++ b/tillsyn/S 777-2025 tillsynsbegäran.docx
@@ -1325,7 +1325,7 @@
     <w:r>
       <w:tab/>
       <w:tab/>
-      <w:t>2026-08-31</w:t>
+      <w:t>2026-09-01</w:t>
       <w:br/>
       <w:br/>
     </w:r>

--- a/tillsyn/S 777-2025 tillsynsbegäran.docx
+++ b/tillsyn/S 777-2025 tillsynsbegäran.docx
@@ -1325,7 +1325,7 @@
     <w:r>
       <w:tab/>
       <w:tab/>
-      <w:t>2026-09-01</w:t>
+      <w:t>2026-09-02</w:t>
       <w:br/>
       <w:br/>
     </w:r>

--- a/tillsyn/S 777-2025 tillsynsbegäran.docx
+++ b/tillsyn/S 777-2025 tillsynsbegäran.docx
@@ -1325,7 +1325,7 @@
     <w:r>
       <w:tab/>
       <w:tab/>
-      <w:t>2026-09-02</w:t>
+      <w:t>2026-09-03</w:t>
       <w:br/>
       <w:br/>
     </w:r>

--- a/tillsyn/S 777-2025 tillsynsbegäran.docx
+++ b/tillsyn/S 777-2025 tillsynsbegäran.docx
@@ -1325,7 +1325,7 @@
     <w:r>
       <w:tab/>
       <w:tab/>
-      <w:t>2026-09-03</w:t>
+      <w:t>2026-09-04</w:t>
       <w:br/>
       <w:br/>
     </w:r>

--- a/tillsyn/S 777-2025 tillsynsbegäran.docx
+++ b/tillsyn/S 777-2025 tillsynsbegäran.docx
@@ -1325,7 +1325,7 @@
     <w:r>
       <w:tab/>
       <w:tab/>
-      <w:t>2026-09-04</w:t>
+      <w:t>2026-09-05</w:t>
       <w:br/>
       <w:br/>
     </w:r>

--- a/tillsyn/S 777-2025 tillsynsbegäran.docx
+++ b/tillsyn/S 777-2025 tillsynsbegäran.docx
@@ -1325,7 +1325,7 @@
     <w:r>
       <w:tab/>
       <w:tab/>
-      <w:t>2026-09-05</w:t>
+      <w:t>2026-09-06</w:t>
       <w:br/>
       <w:br/>
     </w:r>

--- a/tillsyn/S 777-2025 tillsynsbegäran.docx
+++ b/tillsyn/S 777-2025 tillsynsbegäran.docx
@@ -65,7 +65,7 @@
     </w:p>
     <w:p>
       <w:r>
-        <w:t>I och inom 25 meter från samrådsanmälan finns fynd av 29 naturvårdsarter, varav 21 är rödlistade, 6 är fridlysta, 10 är typiska (T) och 6 är signalarter (S): bombmurkla (EN, §8), mosippa (EN, T, §8), ruttaggsvamp (EN), frygisk spindling (VU), gulporig ticka (VU), knärot (VU, T, §8), kopparspindling (VU), lakritsmusseron (VU, T), lammticka (VU), skrovlig taggsvamp (VU), torrmusseron (VU), tvillingspindling (VU), dropptaggsvamp (NT, T), gultoppig fingersvamp (NT), kronskål (NT), mjölsvärting (NT), orange taggsvamp (NT, T), tallfingersvamp (NT), tallkötticka (NT), talltagel (NT, T), talltaggsvamp (NT), grönpyrola (S, T), gullgröppa (S), korallrot (S, T, §8), plattlummer (S, T, §9), spetsvaxing (S), strimspindling (S), kattfot (T) och nattviol (§8). Se Figur 1.</w:t>
+        <w:t>I och inom 25 meter från samrådsanmälan finns fynd av 30 naturvårdsarter, varav 22 är rödlistade, 6 är fridlysta, 10 är typiska (T) och 6 är signalarter (S): bombmurkla (EN, §8), mosippa (EN, T, §8), ruttaggsvamp (EN), frygisk spindling (VU), gulporig ticka (VU), knärot (VU, T, §8), kopparspindling (VU), lakritsmusseron (VU, T), lammticka (VU), skrovlig taggsvamp (VU), torrmusseron (VU), tvillingspindling (VU), dropptaggsvamp (NT, T), gultoppig fingersvamp (NT), kronskål (NT), mjölsvärting (NT), orange taggsvamp (NT, T), svart taggsvamp (NT), tallfingersvamp (NT), tallkötticka (NT), talltagel (NT, T), talltaggsvamp (NT), grönpyrola (S, T), gullgröppa (S), korallrot (S, T, §8), plattlummer (S, T, §9), spetsvaxing (S), strimspindling (S), kattfot (T) och nattviol (§8). Se Figur 1.</w:t>
       </w:r>
     </w:p>
     <w:p>
@@ -226,7 +226,7 @@
     </w:p>
     <w:p>
       <w:r>
-        <w:t>I det samrådsanmälda området finns 13 fyndplatser för knärot registrerade på Artportalen. Figur 2 visar gränserna för buffertzoner på 50 m, som behöver lämnas kring fyndplatserna för att knärotslokalerna inte ska försvinna vid en avverkning. Av det samrådsanmälda området överlappar 7.28 ha med buffertzonerna och får av detta skäl inte avverkas.</w:t>
+        <w:t>I det samrådsanmälda området finns 14 fyndplatser för knärot registrerade på Artportalen. Figur 2 visar gränserna för buffertzoner på 50 m, som behöver lämnas kring fyndplatserna för att knärotslokalerna inte ska försvinna vid en avverkning. Av det samrådsanmälda området överlappar 7.47 ha med buffertzonerna och får av detta skäl inte avverkas.</w:t>
       </w:r>
     </w:p>
     <w:p>
@@ -466,6 +466,17 @@
         <w:rPr>
           <w:b/>
         </w:rPr>
+        <w:t>Svart taggsvamp (NT)</w:t>
+      </w:r>
+      <w:r>
+        <w:t xml:space="preserve"> bildar mykorrhiza med tall, möjligen även med gran, i barrskog på kalkrik eller annan basiskt påverkad mark. Den totala populationen i landet har minskat och bedöms fortsätta minska till följd av avverkning av kalkbarrskogar. Arten har begränsad förmåga att återetablera sig efter slutavverkning eller andra storskaliga skogsbruksåtgärder. Det finns inga indikationer på att arten långsiktigt kan etablera eller reproducera sig i skogsbestånd som brukas med trakthyggesmetoder, markberedning, gödsling eller föryngring med förädlat plantmaterial. Minskningstakten uppgår till 25 (15–50) % inom 50 år och bedöms vara nära gränsvärdet för sårbar (VU) (SLU Artdatabanken, 2026).</w:t>
+      </w:r>
+    </w:p>
+    <w:p>
+      <w:r>
+        <w:rPr>
+          <w:b/>
+        </w:rPr>
         <w:t xml:space="preserve">Tallfingersvamp (NT) </w:t>
       </w:r>
       <w:r>
@@ -1325,7 +1336,7 @@
     <w:r>
       <w:tab/>
       <w:tab/>
-      <w:t>2026-09-06</w:t>
+      <w:t>2026-09-07</w:t>
       <w:br/>
       <w:br/>
     </w:r>

--- a/tillsyn/S 777-2025 tillsynsbegäran.docx
+++ b/tillsyn/S 777-2025 tillsynsbegäran.docx
@@ -1336,7 +1336,7 @@
     <w:r>
       <w:tab/>
       <w:tab/>
-      <w:t>2026-09-07</w:t>
+      <w:t>2026-09-08</w:t>
       <w:br/>
       <w:br/>
     </w:r>

--- a/tillsyn/S 777-2025 tillsynsbegäran.docx
+++ b/tillsyn/S 777-2025 tillsynsbegäran.docx
@@ -1336,7 +1336,7 @@
     <w:r>
       <w:tab/>
       <w:tab/>
-      <w:t>2026-09-08</w:t>
+      <w:t>2026-09-09</w:t>
       <w:br/>
       <w:br/>
     </w:r>

--- a/tillsyn/S 777-2025 tillsynsbegäran.docx
+++ b/tillsyn/S 777-2025 tillsynsbegäran.docx
@@ -1336,7 +1336,7 @@
     <w:r>
       <w:tab/>
       <w:tab/>
-      <w:t>2026-09-09</w:t>
+      <w:t>2026-09-10</w:t>
       <w:br/>
       <w:br/>
     </w:r>

--- a/tillsyn/S 777-2025 tillsynsbegäran.docx
+++ b/tillsyn/S 777-2025 tillsynsbegäran.docx
@@ -1336,7 +1336,7 @@
     <w:r>
       <w:tab/>
       <w:tab/>
-      <w:t>2026-09-10</w:t>
+      <w:t>2026-09-11</w:t>
       <w:br/>
       <w:br/>
     </w:r>

--- a/tillsyn/S 777-2025 tillsynsbegäran.docx
+++ b/tillsyn/S 777-2025 tillsynsbegäran.docx
@@ -1336,7 +1336,7 @@
     <w:r>
       <w:tab/>
       <w:tab/>
-      <w:t>2026-09-11</w:t>
+      <w:t>2026-09-12</w:t>
       <w:br/>
       <w:br/>
     </w:r>

--- a/tillsyn/S 777-2025 tillsynsbegäran.docx
+++ b/tillsyn/S 777-2025 tillsynsbegäran.docx
@@ -1336,7 +1336,7 @@
     <w:r>
       <w:tab/>
       <w:tab/>
-      <w:t>2026-09-12</w:t>
+      <w:t>2026-09-13</w:t>
       <w:br/>
       <w:br/>
     </w:r>
